--- a/开发相关文档/AI提示词/20261018-AI实践与大数据分阶段执行包/S03-多源一致性快照与实验样本.docx
+++ b/开发相关文档/AI提示词/20261018-AI实践与大数据分阶段执行包/S03-多源一致性快照与实验样本.docx
@@ -19,7 +19,7 @@
         <w:widowControl/>
       </w:pPr>
       <w:r>
-        <w:t>V2 大数据主线优先  2026年10月19日  必做  建议安排 第1至2周</w:t>
+        <w:t xml:space="preserve">V2 20261021修订  依据V2-S01-r2  已交付 优先核验复用</w:t>
       </w:r>
     </w:p>
     <w:p>
@@ -27,7 +27,15 @@
         <w:widowControl/>
       </w:pPr>
       <w:r>
-        <w:t>用法  单独上传本文件，并发送“只执行本阶段，完成验收与交接后停止”。V2编号已重排，请勿混用旧版同号文件。</w:t>
+        <w:t xml:space="preserve">用法  先读任务交接与20261021计划书，再发送“只执行本阶段，保护已有修改，更新交接后停止”。本包修订不等于阶段实施或新增授权。</w:t>
+      </w:r>
+    </w:p>
+    <w:p>
+      <w:pPr>
+        <w:widowControl/>
+      </w:pPr>
+      <w:r>
+        <w:t xml:space="preserve">20261021修订：S00–S05已交付；S06工程与实验完成、J1待评；S07–S10未实施，S11默认跳过。以最新交接和源码为准，已具备能力核验复用。</w:t>
       </w:r>
     </w:p>
     <w:p>
@@ -57,7 +65,7 @@
         <w:widowControl/>
       </w:pPr>
       <w:r>
-        <w:t>请只执行 S03 多源一致性快照与实验样本。目标：从 S02 已核实的现有学习记录、任务、AI 请求及教学提交反馈取得可重复使用的 ODS 快照，并准备带独立答案的小样本和隔离规模实验数据。快照本身必须足以支撑 S01 的学习过程专题与三类指标，不能等待 S07 以后才可能出现的新实践事件。</w:t>
+        <w:t xml:space="preserve">请只执行S03范围的快照工作。已有一致性ODS、固定答案与样本，先核验复用；只有用户当前任务确需新观测才受控抽取新快照，不重采旧历史。核心10表不依赖新AI会话，辅助AI元数据只按另有批准的白名单投影。</w:t>
       </w:r>
     </w:p>
     <w:p>
@@ -85,7 +93,7 @@
         <w:ind w:left="198" w:hanging="198"/>
       </w:pPr>
       <w:r>
-        <w:t>1  你是能读取本地仓库的开发AI。根目录为C:\Users\Administrator\Desktop\毕业设计\ScholarHub。每次只执行一个阶段；本包不授权自动执行整包。先核对当前源码、Git与日志，保护已有未提交修改；无源码访问先列缺少材料。</w:t>
+        <w:t xml:space="preserve">1  根目录为C:\Users\Administrator\Desktop\毕业设计\ScholarHub。先读开发相关文档/任务交接.md及开发相关文档/开发规划/20261021-大数据主线最小改动与AI实践衔接计划书.md，核对本阶段报告、当前Git和用户最新指令。每次只执行一个阶段，保护既有未提交工作；无源码访问先列缺少材料，不从S00重新初始化。</w:t>
       </w:r>
     </w:p>
     <w:p>
@@ -94,7 +102,7 @@
         <w:ind w:left="198" w:hanging="198"/>
       </w:pPr>
       <w:r>
-        <w:t>2  先读AGENTS.md和可用的stop-that-shit、frontend-backend-code-standards；前端沿用现有设计规范。保持Vue/TypeScript、FastAPI/SQLAlchemy/MySQL及Provider，复用既有结果模块化、测试与图表，不重建项目或无关格式化。</w:t>
+        <w:t xml:space="preserve">2  遵守AGENTS.md、stop-that-shit和frontend-backend-code-standards；沿用现有Vue/TypeScript、FastAPI/SQLAlchemy/MySQL、Provider及界面设计，复用分析链。状态/字段/评分以已批准V2-S01-r2为准，不重建平台。</w:t>
       </w:r>
     </w:p>
     <w:p>
@@ -139,7 +147,7 @@
         <w:ind w:left="198" w:hanging="198"/>
       </w:pPr>
       <w:r>
-        <w:t>7  中文日志沿用开发相关文档/开发日志/开发操作日志.md；报告放开发相关文档/阶段报告/AI大数据改造/V2。编号已按V2重排，旧阶段报告只经内容映射复用，不覆盖旧报告。不自动提交、推送、发布或开始下一阶段。</w:t>
+        <w:t xml:space="preserve">7  中文日志沿用开发相关文档/开发日志/开发操作日志.md，报告放开发相关文档/阶段报告/AI大数据改造/V2。阶段结束、关键阻塞、换AI或准备压缩前先更新开发相关文档/任务交接.md：任务卡、已改文件、实际命令/证据、授权与消耗、缺口、恢复点和下一步。不得只留聊天纪要；不自动提交、推送、发布或开始下一阶段。</w:t>
       </w:r>
     </w:p>
     <w:p>
@@ -197,7 +205,7 @@
         <w:ind w:left="198" w:hanging="198"/>
       </w:pPr>
       <w:r>
-        <w:t>1  确定抽取白名单与关联顺序：学习记录保留主键、主体、类型、时间、分钟及必要关系；任务保留状态、计划日期与完成时间；教学保留提交版本、反馈决定和可信关联；AI 请求只导出专题所需状态、时间与可用量字段，不带密钥、提示词正文或无关评语。</w:t>
+        <w:t xml:space="preserve">1  核对scholarhub-source-1.0的10表字段与引用闭包：projects、daily_tasks、learning_records、teaching_classes、teaching_assignments、class_memberships、campus_memberships、submissions、submission_versions、feedback。辅助AI字段只取已有明确批准投影；不导出代码、原始Prompt、私密Context或教师评语正文。</w:t>
       </w:r>
     </w:p>
     <w:p>
